--- a/klagomål/A 30950-2026 FSC-klagomål.docx
+++ b/klagomål/A 30950-2026 FSC-klagomål.docx
@@ -835,7 +835,7 @@
     <w:r>
       <w:tab/>
       <w:tab/>
-      <w:t>2026-07-13</w:t>
+      <w:t>2026-07-14</w:t>
       <w:br/>
       <w:br/>
     </w:r>

--- a/klagomål/A 30950-2026 FSC-klagomål.docx
+++ b/klagomål/A 30950-2026 FSC-klagomål.docx
@@ -835,7 +835,7 @@
     <w:r>
       <w:tab/>
       <w:tab/>
-      <w:t>2026-07-14</w:t>
+      <w:t>2026-07-15</w:t>
       <w:br/>
       <w:br/>
     </w:r>

--- a/klagomål/A 30950-2026 FSC-klagomål.docx
+++ b/klagomål/A 30950-2026 FSC-klagomål.docx
@@ -835,7 +835,7 @@
     <w:r>
       <w:tab/>
       <w:tab/>
-      <w:t>2026-07-15</w:t>
+      <w:t>2026-07-16</w:t>
       <w:br/>
       <w:br/>
     </w:r>

--- a/klagomål/A 30950-2026 FSC-klagomål.docx
+++ b/klagomål/A 30950-2026 FSC-klagomål.docx
@@ -835,7 +835,7 @@
     <w:r>
       <w:tab/>
       <w:tab/>
-      <w:t>2026-07-16</w:t>
+      <w:t>2026-07-17</w:t>
       <w:br/>
       <w:br/>
     </w:r>

--- a/klagomål/A 30950-2026 FSC-klagomål.docx
+++ b/klagomål/A 30950-2026 FSC-klagomål.docx
@@ -835,7 +835,7 @@
     <w:r>
       <w:tab/>
       <w:tab/>
-      <w:t>2026-07-17</w:t>
+      <w:t>2026-07-18</w:t>
       <w:br/>
       <w:br/>
     </w:r>

--- a/klagomål/A 30950-2026 FSC-klagomål.docx
+++ b/klagomål/A 30950-2026 FSC-klagomål.docx
@@ -835,7 +835,7 @@
     <w:r>
       <w:tab/>
       <w:tab/>
-      <w:t>2026-07-18</w:t>
+      <w:t>2026-07-19</w:t>
       <w:br/>
       <w:br/>
     </w:r>

--- a/klagomål/A 30950-2026 FSC-klagomål.docx
+++ b/klagomål/A 30950-2026 FSC-klagomål.docx
@@ -835,7 +835,7 @@
     <w:r>
       <w:tab/>
       <w:tab/>
-      <w:t>2026-07-19</w:t>
+      <w:t>2026-07-20</w:t>
       <w:br/>
       <w:br/>
     </w:r>

--- a/klagomål/A 30950-2026 FSC-klagomål.docx
+++ b/klagomål/A 30950-2026 FSC-klagomål.docx
@@ -835,7 +835,7 @@
     <w:r>
       <w:tab/>
       <w:tab/>
-      <w:t>2026-07-20</w:t>
+      <w:t>2026-07-21</w:t>
       <w:br/>
       <w:br/>
     </w:r>

--- a/klagomål/A 30950-2026 FSC-klagomål.docx
+++ b/klagomål/A 30950-2026 FSC-klagomål.docx
@@ -835,7 +835,7 @@
     <w:r>
       <w:tab/>
       <w:tab/>
-      <w:t>2026-07-21</w:t>
+      <w:t>2026-07-22</w:t>
       <w:br/>
       <w:br/>
     </w:r>

--- a/klagomål/A 30950-2026 FSC-klagomål.docx
+++ b/klagomål/A 30950-2026 FSC-klagomål.docx
@@ -835,7 +835,7 @@
     <w:r>
       <w:tab/>
       <w:tab/>
-      <w:t>2026-07-22</w:t>
+      <w:t>2026-07-23</w:t>
       <w:br/>
       <w:br/>
     </w:r>

--- a/klagomål/A 30950-2026 FSC-klagomål.docx
+++ b/klagomål/A 30950-2026 FSC-klagomål.docx
@@ -835,7 +835,7 @@
     <w:r>
       <w:tab/>
       <w:tab/>
-      <w:t>2026-07-23</w:t>
+      <w:t>2026-07-24</w:t>
       <w:br/>
       <w:br/>
     </w:r>

--- a/klagomål/A 30950-2026 FSC-klagomål.docx
+++ b/klagomål/A 30950-2026 FSC-klagomål.docx
@@ -835,7 +835,7 @@
     <w:r>
       <w:tab/>
       <w:tab/>
-      <w:t>2026-07-24</w:t>
+      <w:t>2026-07-25</w:t>
       <w:br/>
       <w:br/>
     </w:r>

--- a/klagomål/A 30950-2026 FSC-klagomål.docx
+++ b/klagomål/A 30950-2026 FSC-klagomål.docx
@@ -835,7 +835,7 @@
     <w:r>
       <w:tab/>
       <w:tab/>
-      <w:t>2026-07-25</w:t>
+      <w:t>2026-07-26</w:t>
       <w:br/>
       <w:br/>
     </w:r>

--- a/klagomål/A 30950-2026 FSC-klagomål.docx
+++ b/klagomål/A 30950-2026 FSC-klagomål.docx
@@ -835,7 +835,7 @@
     <w:r>
       <w:tab/>
       <w:tab/>
-      <w:t>2026-07-26</w:t>
+      <w:t>2026-07-27</w:t>
       <w:br/>
       <w:br/>
     </w:r>

--- a/klagomål/A 30950-2026 FSC-klagomål.docx
+++ b/klagomål/A 30950-2026 FSC-klagomål.docx
@@ -835,7 +835,7 @@
     <w:r>
       <w:tab/>
       <w:tab/>
-      <w:t>2026-07-27</w:t>
+      <w:t>2026-07-28</w:t>
       <w:br/>
       <w:br/>
     </w:r>

--- a/klagomål/A 30950-2026 FSC-klagomål.docx
+++ b/klagomål/A 30950-2026 FSC-klagomål.docx
@@ -835,7 +835,7 @@
     <w:r>
       <w:tab/>
       <w:tab/>
-      <w:t>2026-07-28</w:t>
+      <w:t>2026-07-29</w:t>
       <w:br/>
       <w:br/>
     </w:r>

--- a/klagomål/A 30950-2026 FSC-klagomål.docx
+++ b/klagomål/A 30950-2026 FSC-klagomål.docx
@@ -835,7 +835,7 @@
     <w:r>
       <w:tab/>
       <w:tab/>
-      <w:t>2026-07-29</w:t>
+      <w:t>2026-07-30</w:t>
       <w:br/>
       <w:br/>
     </w:r>

--- a/klagomål/A 30950-2026 FSC-klagomål.docx
+++ b/klagomål/A 30950-2026 FSC-klagomål.docx
@@ -835,7 +835,7 @@
     <w:r>
       <w:tab/>
       <w:tab/>
-      <w:t>2026-07-30</w:t>
+      <w:t>2026-07-31</w:t>
       <w:br/>
       <w:br/>
     </w:r>

--- a/klagomål/A 30950-2026 FSC-klagomål.docx
+++ b/klagomål/A 30950-2026 FSC-klagomål.docx
@@ -835,7 +835,7 @@
     <w:r>
       <w:tab/>
       <w:tab/>
-      <w:t>2026-07-31</w:t>
+      <w:t>2026-08-01</w:t>
       <w:br/>
       <w:br/>
     </w:r>

--- a/klagomål/A 30950-2026 FSC-klagomål.docx
+++ b/klagomål/A 30950-2026 FSC-klagomål.docx
@@ -835,7 +835,7 @@
     <w:r>
       <w:tab/>
       <w:tab/>
-      <w:t>2026-08-01</w:t>
+      <w:t>2026-08-02</w:t>
       <w:br/>
       <w:br/>
     </w:r>

--- a/klagomål/A 30950-2026 FSC-klagomål.docx
+++ b/klagomål/A 30950-2026 FSC-klagomål.docx
@@ -835,7 +835,7 @@
     <w:r>
       <w:tab/>
       <w:tab/>
-      <w:t>2026-08-02</w:t>
+      <w:t>2026-08-03</w:t>
       <w:br/>
       <w:br/>
     </w:r>

--- a/klagomål/A 30950-2026 FSC-klagomål.docx
+++ b/klagomål/A 30950-2026 FSC-klagomål.docx
@@ -835,7 +835,7 @@
     <w:r>
       <w:tab/>
       <w:tab/>
-      <w:t>2026-08-03</w:t>
+      <w:t>2026-08-05</w:t>
       <w:br/>
       <w:br/>
     </w:r>

--- a/klagomål/A 30950-2026 FSC-klagomål.docx
+++ b/klagomål/A 30950-2026 FSC-klagomål.docx
@@ -835,7 +835,7 @@
     <w:r>
       <w:tab/>
       <w:tab/>
-      <w:t>2026-08-05</w:t>
+      <w:t>2026-08-07</w:t>
       <w:br/>
       <w:br/>
     </w:r>

--- a/klagomål/A 30950-2026 FSC-klagomål.docx
+++ b/klagomål/A 30950-2026 FSC-klagomål.docx
@@ -835,7 +835,7 @@
     <w:r>
       <w:tab/>
       <w:tab/>
-      <w:t>2026-08-07</w:t>
+      <w:t>2026-08-08</w:t>
       <w:br/>
       <w:br/>
     </w:r>

--- a/klagomål/A 30950-2026 FSC-klagomål.docx
+++ b/klagomål/A 30950-2026 FSC-klagomål.docx
@@ -216,7 +216,7 @@
         <w:spacing w:after="240"/>
       </w:pPr>
       <w:r>
-        <w:t>Figur 1. Fyndplatser för naturvårdsarter i och inom 24 meter från avverkningsanmälan. Markörer utan svart kant är placerade på fyndplatsen. Markörer med svart kant är placerade vid sidan av fyndplatsen har ett svart streck som visar fyndplatsens exakta position. Kartans mittpunktskoordinat är N 7079731, E 715618 i SWEREF 99 TM.</w:t>
+        <w:t>Figur 1. Fyndplatser för naturvårdsarter i och inom 24 meter från avverkningsanmälan. Markörer utan svart kant är placerade på fyndplatsen. Markörer med svart kant är placerade vid sidan av fyndplatsen och har ett svart streck som visar fyndplatsens exakta position. Kartans mittpunktskoordinat är N 7079731, E 715618 i SWEREF 99 TM.</w:t>
       </w:r>
     </w:p>
     <w:p>
@@ -835,7 +835,7 @@
     <w:r>
       <w:tab/>
       <w:tab/>
-      <w:t>2026-08-14</w:t>
+      <w:t>2026-08-15</w:t>
       <w:br/>
       <w:br/>
     </w:r>

--- a/klagomål/A 30950-2026 FSC-klagomål.docx
+++ b/klagomål/A 30950-2026 FSC-klagomål.docx
@@ -835,7 +835,7 @@
     <w:r>
       <w:tab/>
       <w:tab/>
-      <w:t>2026-08-15</w:t>
+      <w:t>2026-08-16</w:t>
       <w:br/>
       <w:br/>
     </w:r>

--- a/klagomål/A 30950-2026 FSC-klagomål.docx
+++ b/klagomål/A 30950-2026 FSC-klagomål.docx
@@ -835,7 +835,7 @@
     <w:r>
       <w:tab/>
       <w:tab/>
-      <w:t>2026-08-16</w:t>
+      <w:t>2026-08-17</w:t>
       <w:br/>
       <w:br/>
     </w:r>

--- a/klagomål/A 30950-2026 FSC-klagomål.docx
+++ b/klagomål/A 30950-2026 FSC-klagomål.docx
@@ -835,7 +835,7 @@
     <w:r>
       <w:tab/>
       <w:tab/>
-      <w:t>2026-08-17</w:t>
+      <w:t>2026-08-18</w:t>
       <w:br/>
       <w:br/>
     </w:r>

--- a/klagomål/A 30950-2026 FSC-klagomål.docx
+++ b/klagomål/A 30950-2026 FSC-klagomål.docx
@@ -835,7 +835,7 @@
     <w:r>
       <w:tab/>
       <w:tab/>
-      <w:t>2026-08-18</w:t>
+      <w:t>2026-08-19</w:t>
       <w:br/>
       <w:br/>
     </w:r>

--- a/klagomål/A 30950-2026 FSC-klagomål.docx
+++ b/klagomål/A 30950-2026 FSC-klagomål.docx
@@ -835,7 +835,7 @@
     <w:r>
       <w:tab/>
       <w:tab/>
-      <w:t>2026-08-19</w:t>
+      <w:t>2026-08-20</w:t>
       <w:br/>
       <w:br/>
     </w:r>

--- a/klagomål/A 30950-2026 FSC-klagomål.docx
+++ b/klagomål/A 30950-2026 FSC-klagomål.docx
@@ -835,7 +835,7 @@
     <w:r>
       <w:tab/>
       <w:tab/>
-      <w:t>2026-08-20</w:t>
+      <w:t>2026-08-21</w:t>
       <w:br/>
       <w:br/>
     </w:r>

--- a/klagomål/A 30950-2026 FSC-klagomål.docx
+++ b/klagomål/A 30950-2026 FSC-klagomål.docx
@@ -835,7 +835,7 @@
     <w:r>
       <w:tab/>
       <w:tab/>
-      <w:t>2026-08-21</w:t>
+      <w:t>2026-08-22</w:t>
       <w:br/>
       <w:br/>
     </w:r>

--- a/klagomål/A 30950-2026 FSC-klagomål.docx
+++ b/klagomål/A 30950-2026 FSC-klagomål.docx
@@ -835,7 +835,7 @@
     <w:r>
       <w:tab/>
       <w:tab/>
-      <w:t>2026-08-22</w:t>
+      <w:t>2026-08-23</w:t>
       <w:br/>
       <w:br/>
     </w:r>

--- a/klagomål/A 30950-2026 FSC-klagomål.docx
+++ b/klagomål/A 30950-2026 FSC-klagomål.docx
@@ -835,7 +835,7 @@
     <w:r>
       <w:tab/>
       <w:tab/>
-      <w:t>2026-08-23</w:t>
+      <w:t>2026-08-24</w:t>
       <w:br/>
       <w:br/>
     </w:r>

--- a/klagomål/A 30950-2026 FSC-klagomål.docx
+++ b/klagomål/A 30950-2026 FSC-klagomål.docx
@@ -835,7 +835,7 @@
     <w:r>
       <w:tab/>
       <w:tab/>
-      <w:t>2026-08-24</w:t>
+      <w:t>2026-08-25</w:t>
       <w:br/>
       <w:br/>
     </w:r>

--- a/klagomål/A 30950-2026 FSC-klagomål.docx
+++ b/klagomål/A 30950-2026 FSC-klagomål.docx
@@ -835,7 +835,7 @@
     <w:r>
       <w:tab/>
       <w:tab/>
-      <w:t>2026-08-25</w:t>
+      <w:t>2026-08-26</w:t>
       <w:br/>
       <w:br/>
     </w:r>

--- a/klagomål/A 30950-2026 FSC-klagomål.docx
+++ b/klagomål/A 30950-2026 FSC-klagomål.docx
@@ -178,7 +178,7 @@
       <w:r>
         <w:drawing>
           <wp:inline xmlns:a="http://schemas.openxmlformats.org/drawingml/2006/main" xmlns:pic="http://schemas.openxmlformats.org/drawingml/2006/picture">
-            <wp:extent cx="5486400" cy="4917021"/>
+            <wp:extent cx="5486400" cy="4926448"/>
             <wp:docPr id="1" name="Picture 1"/>
             <wp:cNvGraphicFramePr>
               <a:graphicFrameLocks noChangeAspect="1"/>
@@ -199,7 +199,7 @@
                   <pic:spPr>
                     <a:xfrm>
                       <a:off x="0" y="0"/>
-                      <a:ext cx="5486400" cy="4917021"/>
+                      <a:ext cx="5486400" cy="4926448"/>
                     </a:xfrm>
                     <a:prstGeom prst="rect"/>
                   </pic:spPr>
@@ -216,12 +216,12 @@
         <w:spacing w:after="240"/>
       </w:pPr>
       <w:r>
-        <w:t>Figur 1. Fyndplatser för naturvårdsarter i och inom 24 meter från avverkningsanmälan. Markörer utan svart kant är placerade på fyndplatsen. Markörer med svart kant är placerade vid sidan av fyndplatsen och har ett svart streck som visar fyndplatsens exakta position. Kartans mittpunktskoordinat är N 7079731, E 715618 i SWEREF 99 TM.</w:t>
+        <w:t>Figur 1. Fyndplatser för naturvårdsarter i och inom 25 meter från avverkningsanmälan. Markörer utan svart kant är placerade på fyndplatsen. Markörer med svart kant är placerade vid sidan av fyndplatsen och har ett svart streck som visar fyndplatsens exakta position. Kartans mittpunktskoordinat är N 7079731, E 715618 i SWEREF 99 TM.</w:t>
       </w:r>
     </w:p>
     <w:p>
       <w:r>
-        <w:t>I och inom 24 meter från avverkningsanmälan finns fynd av 7 naturvårdsarter, varav 1 är rödlistad, 6 är typiska (T) och 6 är signalarter (S): småflikig brosklav (NT, T), bronshjon (S, T), mörk husmossa (S, T), stor aspticka (S, T), stuplav (S, T), thomsons trägnagare (S) och ögonpyrola (S, T). Se Figur 1.</w:t>
+        <w:t>I och inom 25 meter från avverkningsanmälan finns fynd av 15 naturvårdsarter, varav 1 är rödlistad, 13 är typiska (T) och 10 är signalarter (S): småflikig brosklav (NT, T), bronshjon (S, T), mörk husmossa (S, T), stor aspticka (S, T), stuplav (S, T), thomsons trägnagare (S), tibast (S, T), underviol (S, T), vedticka (S, T), vågbandad barkbock (S), ögonpyrola (S, T), brudborste (T), hässlebrodd (T), liljekonvalj (T) och ormbär (T). Se Figur 1.</w:t>
       </w:r>
     </w:p>
     <w:p>
@@ -406,6 +406,86 @@
         <w:rPr>
           <w:b/>
         </w:rPr>
+        <w:t>Tibast</w:t>
+      </w:r>
+      <w:r>
+        <w:t xml:space="preserve"> är en kalkgynnad buske som växer på mullrik, frisk eller svagt fuktig mark, exempelvis i gamla kalkgranskogar, lövträdslundar, varma källpåverkade sluttningar och exklusiva biotoper kopplade till vattendrag. Förekomster i gammal skog visar på höga naturvärden och bör alltid noteras i samband med naturvärdesinventeringar. Tibast är typisk art för </w:t>
+      </w:r>
+      <w:r>
+        <w:rPr>
+          <w:i/>
+        </w:rPr>
+        <w:t>9050 Näringsrik granskog</w:t>
+      </w:r>
+      <w:r>
+        <w:t xml:space="preserve"> och värdväxt för de två fjärilsarterna större tibastmal och brun tibastmal (CR) (SLU Artdatabanken, 2024; Nitare &amp; Skogsstyrelsen, 2019).</w:t>
+      </w:r>
+    </w:p>
+    <w:p>
+      <w:r>
+        <w:rPr>
+          <w:b/>
+        </w:rPr>
+        <w:t xml:space="preserve">Underviol </w:t>
+      </w:r>
+      <w:r>
+        <w:t xml:space="preserve">är en bra signalart i hela sitt utbredningsområde i såväl lövlundar som kalkbarrskogar. Arten är särskilt intressant när den förekommer i barrskog och indikerar då troligen relikta och hotade kalkbarrskogsekosystem. Underviol tål inte dagens storskaliga skogsbruksmetoder även om den vid enstaka tillfällen lyckas kvarstå i fuktdråg efter avverkning. Underviol är typisk art för </w:t>
+      </w:r>
+      <w:r>
+        <w:rPr>
+          <w:i/>
+        </w:rPr>
+        <w:t xml:space="preserve">9050 Näringsrik granskog, 9020 Nordlig ädellövskog </w:t>
+      </w:r>
+      <w:r>
+        <w:t xml:space="preserve">och </w:t>
+      </w:r>
+      <w:r>
+        <w:rPr>
+          <w:i/>
+        </w:rPr>
+        <w:t>9160 Näringsrik ekskog</w:t>
+      </w:r>
+      <w:r>
+        <w:t xml:space="preserve"> (Nitare &amp; Skogsstyrelsen, 2019; SLU Artdatabanken, 2024).</w:t>
+      </w:r>
+    </w:p>
+    <w:p>
+      <w:r>
+        <w:rPr>
+          <w:b/>
+        </w:rPr>
+        <w:t xml:space="preserve">Vedticka </w:t>
+      </w:r>
+      <w:r>
+        <w:t xml:space="preserve">är en bra signalart söder om den naturliga norrlandsgränsen. Den är huvudsakligen knuten till äldre barrskogar där det föreligger långvarig kontinuitet av död barrved. Vedticka är typisk art för </w:t>
+      </w:r>
+      <w:r>
+        <w:rPr>
+          <w:i/>
+        </w:rPr>
+        <w:t xml:space="preserve">9010 Taiga </w:t>
+      </w:r>
+      <w:r>
+        <w:t>(Nitare &amp; Skogsstyrelsen, 2019; SLU Artdatabanken, 2025).</w:t>
+      </w:r>
+    </w:p>
+    <w:p>
+      <w:r>
+        <w:rPr>
+          <w:b/>
+        </w:rPr>
+        <w:t xml:space="preserve">Vågbandad barkbock </w:t>
+      </w:r>
+      <w:r>
+        <w:t>är en långhorning vars larvutveckling sker under bark på nyligen döda stående barrträd, främst gran, mer undantagsvis på tall. Främst i stående träd, särskilt gamla, långsamvuxna granar med grov bark, även i grövre grenar, stubbar eller vindfällen. Arten är starkt knuten till naturskogsliknande granskogar, och gynnas av extrema torrsomrar som försvagar träden. Arten påverkas negativt av brist på kontinuitetsskog och en minskning av populationen pågår eller förväntas ske (SLU Artdatabanken, 2025).</w:t>
+      </w:r>
+    </w:p>
+    <w:p>
+      <w:r>
+        <w:rPr>
+          <w:b/>
+        </w:rPr>
         <w:t xml:space="preserve">Ögonpyrola </w:t>
       </w:r>
       <w:r>
@@ -428,6 +508,104 @@
       </w:r>
       <w:r>
         <w:t xml:space="preserve"> (Nitare &amp; Skogsstyrelsen, 2019; SLU Artdatabanken, 2024).</w:t>
+      </w:r>
+    </w:p>
+    <w:p>
+      <w:r>
+        <w:rPr>
+          <w:b/>
+        </w:rPr>
+        <w:t>Brudborste</w:t>
+      </w:r>
+      <w:r>
+        <w:t xml:space="preserve"> är typisk art för </w:t>
+      </w:r>
+      <w:r>
+        <w:rPr>
+          <w:i/>
+        </w:rPr>
+        <w:t xml:space="preserve">9050 Näringsrik granskog, 9040 Fjällbjörkskog, 6530 Lövängar, 6430 Högörtängar </w:t>
+      </w:r>
+      <w:r>
+        <w:t xml:space="preserve">och </w:t>
+      </w:r>
+      <w:r>
+        <w:rPr>
+          <w:i/>
+        </w:rPr>
+        <w:t>6510 Slåtterängar i låglandet</w:t>
+      </w:r>
+      <w:r>
+        <w:t xml:space="preserve"> (SLU Artdatabanken, 2025).</w:t>
+      </w:r>
+    </w:p>
+    <w:p>
+      <w:r>
+        <w:rPr>
+          <w:b/>
+        </w:rPr>
+        <w:t>Hässlebrodd</w:t>
+      </w:r>
+      <w:r>
+        <w:t xml:space="preserve"> är typisk art för </w:t>
+      </w:r>
+      <w:r>
+        <w:rPr>
+          <w:i/>
+        </w:rPr>
+        <w:t xml:space="preserve">9040 Fjällbjörkskog </w:t>
+      </w:r>
+      <w:r>
+        <w:t xml:space="preserve">och </w:t>
+      </w:r>
+      <w:r>
+        <w:rPr>
+          <w:i/>
+        </w:rPr>
+        <w:t xml:space="preserve">1610 Åsöar i Östersjön </w:t>
+      </w:r>
+      <w:r>
+        <w:t>(SLU Artdatabanken, 2025).</w:t>
+      </w:r>
+    </w:p>
+    <w:p>
+      <w:r>
+        <w:rPr>
+          <w:b/>
+        </w:rPr>
+        <w:t>Liljekonvalj</w:t>
+      </w:r>
+      <w:r>
+        <w:t xml:space="preserve"> är typisk art för </w:t>
+      </w:r>
+      <w:r>
+        <w:rPr>
+          <w:i/>
+        </w:rPr>
+        <w:t>9190 Näringsfattig ekskog</w:t>
+      </w:r>
+      <w:r>
+        <w:t>. På liljekonvalj kan man hitta rostsvampen konvaljerost (NE) (SLU Artdatabanken, 2025).</w:t>
+      </w:r>
+    </w:p>
+    <w:p>
+      <w:r>
+        <w:rPr>
+          <w:b/>
+        </w:rPr>
+        <w:t>Ormbär</w:t>
+      </w:r>
+      <w:r>
+        <w:t xml:space="preserve"> är typisk art för </w:t>
+      </w:r>
+      <w:r>
+        <w:rPr>
+          <w:i/>
+        </w:rPr>
+        <w:t xml:space="preserve">9050 Näringsrik granskog </w:t>
+      </w:r>
+      <w:r>
+        <w:t>(SLU Artdatabanken, 2025).</w:t>
       </w:r>
     </w:p>
     <w:p>
@@ -520,7 +698,7 @@
         <w:rPr>
           <w:i/>
         </w:rPr>
-        <w:t>I det avverkningsanmälda skogsområdet har 7 naturvårdsarter varav 1 rödlistade arter sina livsmiljöer och växtplatser.</w:t>
+        <w:t>I det avverkningsanmälda skogsområdet har 15 naturvårdsarter varav 1 rödlistade arter sina livsmiljöer och växtplatser.</w:t>
       </w:r>
     </w:p>
     <w:p>
@@ -835,7 +1013,7 @@
     <w:r>
       <w:tab/>
       <w:tab/>
-      <w:t>2026-08-26</w:t>
+      <w:t>2026-08-27</w:t>
       <w:br/>
       <w:br/>
     </w:r>

--- a/klagomål/A 30950-2026 FSC-klagomål.docx
+++ b/klagomål/A 30950-2026 FSC-klagomål.docx
@@ -1013,7 +1013,7 @@
     <w:r>
       <w:tab/>
       <w:tab/>
-      <w:t>2026-08-27</w:t>
+      <w:t>2026-08-28</w:t>
       <w:br/>
       <w:br/>
     </w:r>

--- a/klagomål/A 30950-2026 FSC-klagomål.docx
+++ b/klagomål/A 30950-2026 FSC-klagomål.docx
@@ -1013,7 +1013,7 @@
     <w:r>
       <w:tab/>
       <w:tab/>
-      <w:t>2026-08-28</w:t>
+      <w:t>2026-08-29</w:t>
       <w:br/>
       <w:br/>
     </w:r>

--- a/klagomål/A 30950-2026 FSC-klagomål.docx
+++ b/klagomål/A 30950-2026 FSC-klagomål.docx
@@ -1013,7 +1013,7 @@
     <w:r>
       <w:tab/>
       <w:tab/>
-      <w:t>2026-08-29</w:t>
+      <w:t>2026-08-31</w:t>
       <w:br/>
       <w:br/>
     </w:r>

--- a/klagomål/A 30950-2026 FSC-klagomål.docx
+++ b/klagomål/A 30950-2026 FSC-klagomål.docx
@@ -1013,7 +1013,7 @@
     <w:r>
       <w:tab/>
       <w:tab/>
-      <w:t>2026-08-31</w:t>
+      <w:t>2026-09-01</w:t>
       <w:br/>
       <w:br/>
     </w:r>

--- a/klagomål/A 30950-2026 FSC-klagomål.docx
+++ b/klagomål/A 30950-2026 FSC-klagomål.docx
@@ -1013,7 +1013,7 @@
     <w:r>
       <w:tab/>
       <w:tab/>
-      <w:t>2026-09-01</w:t>
+      <w:t>2026-09-02</w:t>
       <w:br/>
       <w:br/>
     </w:r>

--- a/klagomål/A 30950-2026 FSC-klagomål.docx
+++ b/klagomål/A 30950-2026 FSC-klagomål.docx
@@ -1013,7 +1013,7 @@
     <w:r>
       <w:tab/>
       <w:tab/>
-      <w:t>2026-09-02</w:t>
+      <w:t>2026-09-03</w:t>
       <w:br/>
       <w:br/>
     </w:r>

--- a/klagomål/A 30950-2026 FSC-klagomål.docx
+++ b/klagomål/A 30950-2026 FSC-klagomål.docx
@@ -1013,7 +1013,7 @@
     <w:r>
       <w:tab/>
       <w:tab/>
-      <w:t>2026-09-03</w:t>
+      <w:t>2026-09-04</w:t>
       <w:br/>
       <w:br/>
     </w:r>

--- a/klagomål/A 30950-2026 FSC-klagomål.docx
+++ b/klagomål/A 30950-2026 FSC-klagomål.docx
@@ -1013,7 +1013,7 @@
     <w:r>
       <w:tab/>
       <w:tab/>
-      <w:t>2026-09-04</w:t>
+      <w:t>2026-09-05</w:t>
       <w:br/>
       <w:br/>
     </w:r>
